--- a/docs/supplementary.docx
+++ b/docs/supplementary.docx
@@ -338,7 +338,7 @@
               <a:graphicData uri="http://schemas.openxmlformats.org/drawingml/2006/picture">
                 <pic:pic>
                   <pic:nvPicPr>
-                    <pic:cNvPr descr="E:/tmp/html2doc_svg_EDqEuo/svg_0.png" id="17" name="Picture"/>
+                    <pic:cNvPr descr="E:/tmp/html2doc_svg_A2YVOn/svg_0.png" id="17" name="Picture"/>
                     <pic:cNvPicPr>
                       <a:picLocks noChangeArrowheads="1" noChangeAspect="1"/>
                     </pic:cNvPicPr>

--- a/docs/supplementary.docx
+++ b/docs/supplementary.docx
@@ -338,7 +338,7 @@
               <a:graphicData uri="http://schemas.openxmlformats.org/drawingml/2006/picture">
                 <pic:pic>
                   <pic:nvPicPr>
-                    <pic:cNvPr descr="E:/tmp/html2doc_svg_A2YVOn/svg_0.png" id="17" name="Picture"/>
+                    <pic:cNvPr descr="E:/tmp/html2doc_svg_2IjJNl/svg_0.png" id="17" name="Picture"/>
                     <pic:cNvPicPr>
                       <a:picLocks noChangeArrowheads="1" noChangeAspect="1"/>
                     </pic:cNvPicPr>

--- a/docs/supplementary.docx
+++ b/docs/supplementary.docx
@@ -338,7 +338,7 @@
               <a:graphicData uri="http://schemas.openxmlformats.org/drawingml/2006/picture">
                 <pic:pic>
                   <pic:nvPicPr>
-                    <pic:cNvPr descr="E:/tmp/html2doc_svg_2IjJNl/svg_0.png" id="17" name="Picture"/>
+                    <pic:cNvPr descr="E:/tmp/html2doc_svg_xEBmni/svg_0.png" id="17" name="Picture"/>
                     <pic:cNvPicPr>
                       <a:picLocks noChangeArrowheads="1" noChangeAspect="1"/>
                     </pic:cNvPicPr>

--- a/docs/supplementary.docx
+++ b/docs/supplementary.docx
@@ -338,7 +338,7 @@
               <a:graphicData uri="http://schemas.openxmlformats.org/drawingml/2006/picture">
                 <pic:pic>
                   <pic:nvPicPr>
-                    <pic:cNvPr descr="E:/tmp/html2doc_svg_xEBmni/svg_0.png" id="17" name="Picture"/>
+                    <pic:cNvPr descr="E:/tmp/html2doc_svg_Z9uQN3/svg_0.png" id="17" name="Picture"/>
                     <pic:cNvPicPr>
                       <a:picLocks noChangeArrowheads="1" noChangeAspect="1"/>
                     </pic:cNvPicPr>

--- a/docs/supplementary.docx
+++ b/docs/supplementary.docx
@@ -338,7 +338,7 @@
               <a:graphicData uri="http://schemas.openxmlformats.org/drawingml/2006/picture">
                 <pic:pic>
                   <pic:nvPicPr>
-                    <pic:cNvPr descr="E:/tmp/html2doc_svg_Z9uQN3/svg_0.png" id="17" name="Picture"/>
+                    <pic:cNvPr descr="E:/tmp/html2doc_svg_08e9Lj/svg_0.png" id="17" name="Picture"/>
                     <pic:cNvPicPr>
                       <a:picLocks noChangeArrowheads="1" noChangeAspect="1"/>
                     </pic:cNvPicPr>
@@ -885,7 +885,6 @@
         </w:trPr>
         <w:tc>
           <w:tcPr>
-            <w:shd w:fill="EEF3F7"/>
             <w:tcBorders>
               <w:left w:val="nil"/>
               <w:right w:val="nil"/>
@@ -915,7 +914,6 @@
         </w:tc>
         <w:tc>
           <w:tcPr>
-            <w:shd w:fill="EEF3F7"/>
             <w:tcBorders>
               <w:left w:val="nil"/>
               <w:right w:val="nil"/>

--- a/docs/supplementary.docx
+++ b/docs/supplementary.docx
@@ -338,7 +338,7 @@
               <a:graphicData uri="http://schemas.openxmlformats.org/drawingml/2006/picture">
                 <pic:pic>
                   <pic:nvPicPr>
-                    <pic:cNvPr descr="E:/tmp/html2doc_svg_08e9Lj/svg_0.png" id="17" name="Picture"/>
+                    <pic:cNvPr descr="E:/tmp/html2doc_svg_yTCAE7/svg_0.png" id="17" name="Picture"/>
                     <pic:cNvPicPr>
                       <a:picLocks noChangeArrowheads="1" noChangeAspect="1"/>
                     </pic:cNvPicPr>
